--- a/Capitulo 2.docx
+++ b/Capitulo 2.docx
@@ -37,7 +37,6 @@
           <w:lang w:eastAsia="es-CO"/>
         </w:rPr>
       </w:pPr>
-      <w:proofErr w:type="spellStart"/>
       <w:r>
         <w:rPr>
           <w:rFonts w:ascii="Arial" w:eastAsia="Times New Roman" w:hAnsi="Arial" w:cs="Arial"/>
@@ -46,141 +45,8 @@
           <w:color w:val="000000"/>
           <w:lang w:eastAsia="es-CO"/>
         </w:rPr>
-        <w:t>git</w:t>
-      </w:r>
-      <w:proofErr w:type="spellEnd"/>
-      <w:r>
-        <w:rPr>
-          <w:rFonts w:ascii="Arial" w:eastAsia="Times New Roman" w:hAnsi="Arial" w:cs="Arial"/>
-          <w:i/>
-          <w:iCs/>
-          <w:color w:val="000000"/>
-          <w:lang w:eastAsia="es-CO"/>
-        </w:rPr>
-        <w:t xml:space="preserve"> status, </w:t>
-      </w:r>
-      <w:proofErr w:type="spellStart"/>
-      <w:r>
-        <w:rPr>
-          <w:rFonts w:ascii="Arial" w:eastAsia="Times New Roman" w:hAnsi="Arial" w:cs="Arial"/>
-          <w:i/>
-          <w:iCs/>
-          <w:color w:val="000000"/>
-          <w:lang w:eastAsia="es-CO"/>
-        </w:rPr>
-        <w:t>git</w:t>
-      </w:r>
-      <w:proofErr w:type="spellEnd"/>
-      <w:r>
-        <w:rPr>
-          <w:rFonts w:ascii="Arial" w:eastAsia="Times New Roman" w:hAnsi="Arial" w:cs="Arial"/>
-          <w:i/>
-          <w:iCs/>
-          <w:color w:val="000000"/>
-          <w:lang w:eastAsia="es-CO"/>
-        </w:rPr>
-        <w:t xml:space="preserve"> </w:t>
-      </w:r>
-      <w:proofErr w:type="spellStart"/>
-      <w:r>
-        <w:rPr>
-          <w:rFonts w:ascii="Arial" w:eastAsia="Times New Roman" w:hAnsi="Arial" w:cs="Arial"/>
-          <w:i/>
-          <w:iCs/>
-          <w:color w:val="000000"/>
-          <w:lang w:eastAsia="es-CO"/>
-        </w:rPr>
-        <w:t>add</w:t>
-      </w:r>
-      <w:proofErr w:type="spellEnd"/>
-      <w:r>
-        <w:rPr>
-          <w:rFonts w:ascii="Arial" w:eastAsia="Times New Roman" w:hAnsi="Arial" w:cs="Arial"/>
-          <w:i/>
-          <w:iCs/>
-          <w:color w:val="000000"/>
-          <w:lang w:eastAsia="es-CO"/>
-        </w:rPr>
-        <w:t xml:space="preserve">, </w:t>
-      </w:r>
-      <w:proofErr w:type="spellStart"/>
-      <w:r>
-        <w:rPr>
-          <w:rFonts w:ascii="Arial" w:eastAsia="Times New Roman" w:hAnsi="Arial" w:cs="Arial"/>
-          <w:i/>
-          <w:iCs/>
-          <w:color w:val="000000"/>
-          <w:lang w:eastAsia="es-CO"/>
-        </w:rPr>
-        <w:t>git</w:t>
-      </w:r>
-      <w:proofErr w:type="spellEnd"/>
-      <w:r>
-        <w:rPr>
-          <w:rFonts w:ascii="Arial" w:eastAsia="Times New Roman" w:hAnsi="Arial" w:cs="Arial"/>
-          <w:i/>
-          <w:iCs/>
-          <w:color w:val="000000"/>
-          <w:lang w:eastAsia="es-CO"/>
-        </w:rPr>
-        <w:t xml:space="preserve"> </w:t>
-      </w:r>
-      <w:proofErr w:type="spellStart"/>
-      <w:r>
-        <w:rPr>
-          <w:rFonts w:ascii="Arial" w:eastAsia="Times New Roman" w:hAnsi="Arial" w:cs="Arial"/>
-          <w:i/>
-          <w:iCs/>
-          <w:color w:val="000000"/>
-          <w:lang w:eastAsia="es-CO"/>
-        </w:rPr>
-        <w:t>commit</w:t>
-      </w:r>
-      <w:proofErr w:type="spellEnd"/>
-      <w:r>
-        <w:rPr>
-          <w:rFonts w:ascii="Arial" w:eastAsia="Times New Roman" w:hAnsi="Arial" w:cs="Arial"/>
-          <w:i/>
-          <w:iCs/>
-          <w:color w:val="000000"/>
-          <w:lang w:eastAsia="es-CO"/>
-        </w:rPr>
-        <w:t xml:space="preserve"> y </w:t>
-      </w:r>
-      <w:proofErr w:type="spellStart"/>
-      <w:r>
-        <w:rPr>
-          <w:rFonts w:ascii="Arial" w:eastAsia="Times New Roman" w:hAnsi="Arial" w:cs="Arial"/>
-          <w:i/>
-          <w:iCs/>
-          <w:color w:val="000000"/>
-          <w:lang w:eastAsia="es-CO"/>
-        </w:rPr>
-        <w:t>git</w:t>
-      </w:r>
-      <w:proofErr w:type="spellEnd"/>
-      <w:r>
-        <w:rPr>
-          <w:rFonts w:ascii="Arial" w:eastAsia="Times New Roman" w:hAnsi="Arial" w:cs="Arial"/>
-          <w:i/>
-          <w:iCs/>
-          <w:color w:val="000000"/>
-          <w:lang w:eastAsia="es-CO"/>
-        </w:rPr>
-        <w:t xml:space="preserve"> </w:t>
-      </w:r>
-      <w:proofErr w:type="spellStart"/>
-      <w:r>
-        <w:rPr>
-          <w:rFonts w:ascii="Arial" w:eastAsia="Times New Roman" w:hAnsi="Arial" w:cs="Arial"/>
-          <w:i/>
-          <w:iCs/>
-          <w:color w:val="000000"/>
-          <w:lang w:eastAsia="es-CO"/>
-        </w:rPr>
-        <w:t>push</w:t>
-      </w:r>
-      <w:proofErr w:type="spellEnd"/>
+        <w:t>git status, git add, git commit y git push</w:t>
+      </w:r>
     </w:p>
     <w:p>
       <w:pPr>
@@ -247,79 +113,7 @@
           <w:color w:val="000000"/>
           <w:lang w:eastAsia="es-CO"/>
         </w:rPr>
-        <w:t xml:space="preserve">Practicar el ciclo local de Git en un proyecto de ciencia de datos: observar el estado, crear archivos, preparar cambios con </w:t>
-      </w:r>
-      <w:proofErr w:type="spellStart"/>
-      <w:r>
-        <w:rPr>
-          <w:rFonts w:ascii="Arial" w:eastAsia="Times New Roman" w:hAnsi="Arial" w:cs="Arial"/>
-          <w:color w:val="000000"/>
-          <w:lang w:eastAsia="es-CO"/>
-        </w:rPr>
-        <w:t>git</w:t>
-      </w:r>
-      <w:proofErr w:type="spellEnd"/>
-      <w:r>
-        <w:rPr>
-          <w:rFonts w:ascii="Arial" w:eastAsia="Times New Roman" w:hAnsi="Arial" w:cs="Arial"/>
-          <w:color w:val="000000"/>
-          <w:lang w:eastAsia="es-CO"/>
-        </w:rPr>
-        <w:t xml:space="preserve"> </w:t>
-      </w:r>
-      <w:proofErr w:type="spellStart"/>
-      <w:r>
-        <w:rPr>
-          <w:rFonts w:ascii="Arial" w:eastAsia="Times New Roman" w:hAnsi="Arial" w:cs="Arial"/>
-          <w:color w:val="000000"/>
-          <w:lang w:eastAsia="es-CO"/>
-        </w:rPr>
-        <w:t>add</w:t>
-      </w:r>
-      <w:proofErr w:type="spellEnd"/>
-      <w:r>
-        <w:rPr>
-          <w:rFonts w:ascii="Arial" w:eastAsia="Times New Roman" w:hAnsi="Arial" w:cs="Arial"/>
-          <w:color w:val="000000"/>
-          <w:lang w:eastAsia="es-CO"/>
-        </w:rPr>
-        <w:t xml:space="preserve"> y guardar versiones mediante </w:t>
-      </w:r>
-      <w:proofErr w:type="spellStart"/>
-      <w:r>
-        <w:rPr>
-          <w:rFonts w:ascii="Arial" w:eastAsia="Times New Roman" w:hAnsi="Arial" w:cs="Arial"/>
-          <w:color w:val="000000"/>
-          <w:lang w:eastAsia="es-CO"/>
-        </w:rPr>
-        <w:t>git</w:t>
-      </w:r>
-      <w:proofErr w:type="spellEnd"/>
-      <w:r>
-        <w:rPr>
-          <w:rFonts w:ascii="Arial" w:eastAsia="Times New Roman" w:hAnsi="Arial" w:cs="Arial"/>
-          <w:color w:val="000000"/>
-          <w:lang w:eastAsia="es-CO"/>
-        </w:rPr>
-        <w:t xml:space="preserve"> </w:t>
-      </w:r>
-      <w:proofErr w:type="spellStart"/>
-      <w:r>
-        <w:rPr>
-          <w:rFonts w:ascii="Arial" w:eastAsia="Times New Roman" w:hAnsi="Arial" w:cs="Arial"/>
-          <w:color w:val="000000"/>
-          <w:lang w:eastAsia="es-CO"/>
-        </w:rPr>
-        <w:t>commit</w:t>
-      </w:r>
-      <w:proofErr w:type="spellEnd"/>
-      <w:r>
-        <w:rPr>
-          <w:rFonts w:ascii="Arial" w:eastAsia="Times New Roman" w:hAnsi="Arial" w:cs="Arial"/>
-          <w:color w:val="000000"/>
-          <w:lang w:eastAsia="es-CO"/>
-        </w:rPr>
-        <w:t>.</w:t>
+        <w:t>Practicar el ciclo local de Git en un proyecto de ciencia de datos: observar el estado, crear archivos, preparar cambios con git add y guardar versiones mediante git commit.</w:t>
       </w:r>
     </w:p>
     <w:p>
@@ -387,25 +181,7 @@
           <w:color w:val="000000"/>
           <w:lang w:eastAsia="es-CO"/>
         </w:rPr>
-        <w:t xml:space="preserve">Dentro del repositorio clonado, crea las carpetas data, notebooks, </w:t>
-      </w:r>
-      <w:proofErr w:type="spellStart"/>
-      <w:r>
-        <w:rPr>
-          <w:rFonts w:ascii="Arial" w:eastAsia="Times New Roman" w:hAnsi="Arial" w:cs="Arial"/>
-          <w:color w:val="000000"/>
-          <w:lang w:eastAsia="es-CO"/>
-        </w:rPr>
-        <w:t>src</w:t>
-      </w:r>
-      <w:proofErr w:type="spellEnd"/>
-      <w:r>
-        <w:rPr>
-          <w:rFonts w:ascii="Arial" w:eastAsia="Times New Roman" w:hAnsi="Arial" w:cs="Arial"/>
-          <w:color w:val="000000"/>
-          <w:lang w:eastAsia="es-CO"/>
-        </w:rPr>
-        <w:t xml:space="preserve"> y docs. Añade un archivo data/README.md que explique que los datos reales no se incluyen si contienen información sensible.</w:t>
+        <w:t>Dentro del repositorio clonado, crea las carpetas data, notebooks, src y docs. Añade un archivo data/README.md que explique que los datos reales no se incluyen si contienen información sensible.</w:t>
       </w:r>
     </w:p>
     <w:p>
@@ -452,25 +228,7 @@
           <w:lang w:eastAsia="es-CO"/>
         </w:rPr>
         <w:br/>
-        <w:t> </w:t>
-      </w:r>
-      <w:proofErr w:type="spellStart"/>
-      <w:r>
-        <w:rPr>
-          <w:rFonts w:ascii="Arial" w:eastAsia="Times New Roman" w:hAnsi="Arial" w:cs="Arial"/>
-          <w:color w:val="000000"/>
-          <w:lang w:eastAsia="es-CO"/>
-        </w:rPr>
-        <w:t>print</w:t>
-      </w:r>
-      <w:proofErr w:type="spellEnd"/>
-      <w:r>
-        <w:rPr>
-          <w:rFonts w:ascii="Arial" w:eastAsia="Times New Roman" w:hAnsi="Arial" w:cs="Arial"/>
-          <w:color w:val="000000"/>
-          <w:lang w:eastAsia="es-CO"/>
-        </w:rPr>
-        <w:t>("Proyecto de ciencia de datos versionado con Git")</w:t>
+        <w:t> print("Proyecto de ciencia de datos versionado con Git")</w:t>
       </w:r>
     </w:p>
     <w:p>
@@ -551,23 +309,13 @@
           <w:lang w:eastAsia="es-CO"/>
         </w:rPr>
       </w:pPr>
-      <w:proofErr w:type="spellStart"/>
-      <w:r>
-        <w:rPr>
-          <w:rFonts w:ascii="Arial" w:eastAsia="Times New Roman" w:hAnsi="Arial" w:cs="Arial"/>
-          <w:color w:val="000000"/>
-          <w:lang w:eastAsia="es-CO"/>
-        </w:rPr>
-        <w:t>git</w:t>
-      </w:r>
-      <w:proofErr w:type="spellEnd"/>
-      <w:r>
-        <w:rPr>
-          <w:rFonts w:ascii="Arial" w:eastAsia="Times New Roman" w:hAnsi="Arial" w:cs="Arial"/>
-          <w:color w:val="000000"/>
-          <w:lang w:eastAsia="es-CO"/>
-        </w:rPr>
-        <w:t xml:space="preserve"> status</w:t>
+      <w:r>
+        <w:rPr>
+          <w:rFonts w:ascii="Arial" w:eastAsia="Times New Roman" w:hAnsi="Arial" w:cs="Arial"/>
+          <w:color w:val="000000"/>
+          <w:lang w:eastAsia="es-CO"/>
+        </w:rPr>
+        <w:t>git status</w:t>
       </w:r>
       <w:r>
         <w:rPr>
@@ -576,36 +324,8 @@
           <w:lang w:eastAsia="es-CO"/>
         </w:rPr>
         <w:br/>
-        <w:t> </w:t>
-      </w:r>
-      <w:proofErr w:type="spellStart"/>
-      <w:r>
-        <w:rPr>
-          <w:rFonts w:ascii="Arial" w:eastAsia="Times New Roman" w:hAnsi="Arial" w:cs="Arial"/>
-          <w:color w:val="000000"/>
-          <w:lang w:eastAsia="es-CO"/>
-        </w:rPr>
-        <w:t>git</w:t>
-      </w:r>
-      <w:proofErr w:type="spellEnd"/>
-      <w:r>
-        <w:rPr>
-          <w:rFonts w:ascii="Arial" w:eastAsia="Times New Roman" w:hAnsi="Arial" w:cs="Arial"/>
-          <w:color w:val="000000"/>
-          <w:lang w:eastAsia="es-CO"/>
-        </w:rPr>
-        <w:t xml:space="preserve"> </w:t>
-      </w:r>
-      <w:proofErr w:type="spellStart"/>
-      <w:r>
-        <w:rPr>
-          <w:rFonts w:ascii="Arial" w:eastAsia="Times New Roman" w:hAnsi="Arial" w:cs="Arial"/>
-          <w:color w:val="000000"/>
-          <w:lang w:eastAsia="es-CO"/>
-        </w:rPr>
-        <w:t>diff</w:t>
-      </w:r>
-      <w:proofErr w:type="spellEnd"/>
+        <w:t> git diff</w:t>
+      </w:r>
     </w:p>
     <w:p>
       <w:pPr>
@@ -636,41 +356,13 @@
           <w:lang w:eastAsia="es-CO"/>
         </w:rPr>
       </w:pPr>
-      <w:proofErr w:type="spellStart"/>
-      <w:r>
-        <w:rPr>
-          <w:rFonts w:ascii="Arial" w:eastAsia="Times New Roman" w:hAnsi="Arial" w:cs="Arial"/>
-          <w:color w:val="000000"/>
-          <w:lang w:eastAsia="es-CO"/>
-        </w:rPr>
-        <w:t>git</w:t>
-      </w:r>
-      <w:proofErr w:type="spellEnd"/>
-      <w:r>
-        <w:rPr>
-          <w:rFonts w:ascii="Arial" w:eastAsia="Times New Roman" w:hAnsi="Arial" w:cs="Arial"/>
-          <w:color w:val="000000"/>
-          <w:lang w:eastAsia="es-CO"/>
-        </w:rPr>
-        <w:t xml:space="preserve"> </w:t>
-      </w:r>
-      <w:proofErr w:type="spellStart"/>
-      <w:r>
-        <w:rPr>
-          <w:rFonts w:ascii="Arial" w:eastAsia="Times New Roman" w:hAnsi="Arial" w:cs="Arial"/>
-          <w:color w:val="000000"/>
-          <w:lang w:eastAsia="es-CO"/>
-        </w:rPr>
-        <w:t>add</w:t>
-      </w:r>
-      <w:proofErr w:type="spellEnd"/>
-      <w:r>
-        <w:rPr>
-          <w:rFonts w:ascii="Arial" w:eastAsia="Times New Roman" w:hAnsi="Arial" w:cs="Arial"/>
-          <w:color w:val="000000"/>
-          <w:lang w:eastAsia="es-CO"/>
-        </w:rPr>
-        <w:t xml:space="preserve"> data/README.md src/analisis.py docs/bitacora.md</w:t>
+      <w:r>
+        <w:rPr>
+          <w:rFonts w:ascii="Arial" w:eastAsia="Times New Roman" w:hAnsi="Arial" w:cs="Arial"/>
+          <w:color w:val="000000"/>
+          <w:lang w:eastAsia="es-CO"/>
+        </w:rPr>
+        <w:t>git add data/README.md src/analisis.py docs/bitacora.md</w:t>
       </w:r>
       <w:r>
         <w:rPr>
@@ -679,25 +371,7 @@
           <w:lang w:eastAsia="es-CO"/>
         </w:rPr>
         <w:br/>
-        <w:t> </w:t>
-      </w:r>
-      <w:proofErr w:type="spellStart"/>
-      <w:r>
-        <w:rPr>
-          <w:rFonts w:ascii="Arial" w:eastAsia="Times New Roman" w:hAnsi="Arial" w:cs="Arial"/>
-          <w:color w:val="000000"/>
-          <w:lang w:eastAsia="es-CO"/>
-        </w:rPr>
-        <w:t>git</w:t>
-      </w:r>
-      <w:proofErr w:type="spellEnd"/>
-      <w:r>
-        <w:rPr>
-          <w:rFonts w:ascii="Arial" w:eastAsia="Times New Roman" w:hAnsi="Arial" w:cs="Arial"/>
-          <w:color w:val="000000"/>
-          <w:lang w:eastAsia="es-CO"/>
-        </w:rPr>
-        <w:t xml:space="preserve"> status</w:t>
+        <w:t> git status</w:t>
       </w:r>
     </w:p>
     <w:p>
@@ -778,59 +452,13 @@
           <w:lang w:eastAsia="es-CO"/>
         </w:rPr>
       </w:pPr>
-      <w:proofErr w:type="spellStart"/>
-      <w:r>
-        <w:rPr>
-          <w:rFonts w:ascii="Arial" w:eastAsia="Times New Roman" w:hAnsi="Arial" w:cs="Arial"/>
-          <w:color w:val="000000"/>
-          <w:lang w:eastAsia="es-CO"/>
-        </w:rPr>
-        <w:t>git</w:t>
-      </w:r>
-      <w:proofErr w:type="spellEnd"/>
-      <w:r>
-        <w:rPr>
-          <w:rFonts w:ascii="Arial" w:eastAsia="Times New Roman" w:hAnsi="Arial" w:cs="Arial"/>
-          <w:color w:val="000000"/>
-          <w:lang w:eastAsia="es-CO"/>
-        </w:rPr>
-        <w:t xml:space="preserve"> </w:t>
-      </w:r>
-      <w:proofErr w:type="spellStart"/>
-      <w:r>
-        <w:rPr>
-          <w:rFonts w:ascii="Arial" w:eastAsia="Times New Roman" w:hAnsi="Arial" w:cs="Arial"/>
-          <w:color w:val="000000"/>
-          <w:lang w:eastAsia="es-CO"/>
-        </w:rPr>
-        <w:t>commit</w:t>
-      </w:r>
-      <w:proofErr w:type="spellEnd"/>
-      <w:r>
-        <w:rPr>
-          <w:rFonts w:ascii="Arial" w:eastAsia="Times New Roman" w:hAnsi="Arial" w:cs="Arial"/>
-          <w:color w:val="000000"/>
-          <w:lang w:eastAsia="es-CO"/>
-        </w:rPr>
-        <w:t xml:space="preserve"> -m "</w:t>
-      </w:r>
-      <w:proofErr w:type="spellStart"/>
-      <w:r>
-        <w:rPr>
-          <w:rFonts w:ascii="Arial" w:eastAsia="Times New Roman" w:hAnsi="Arial" w:cs="Arial"/>
-          <w:color w:val="000000"/>
-          <w:lang w:eastAsia="es-CO"/>
-        </w:rPr>
-        <w:t>feat</w:t>
-      </w:r>
-      <w:proofErr w:type="spellEnd"/>
-      <w:r>
-        <w:rPr>
-          <w:rFonts w:ascii="Arial" w:eastAsia="Times New Roman" w:hAnsi="Arial" w:cs="Arial"/>
-          <w:color w:val="000000"/>
-          <w:lang w:eastAsia="es-CO"/>
-        </w:rPr>
-        <w:t>: añadir estructura inicial del proyecto de datos"</w:t>
+      <w:r>
+        <w:rPr>
+          <w:rFonts w:ascii="Arial" w:eastAsia="Times New Roman" w:hAnsi="Arial" w:cs="Arial"/>
+          <w:color w:val="000000"/>
+          <w:lang w:eastAsia="es-CO"/>
+        </w:rPr>
+        <w:t>git commit -m "feat: añadir estructura inicial del proyecto de datos"</w:t>
       </w:r>
       <w:r>
         <w:rPr>
@@ -839,43 +467,7 @@
           <w:lang w:eastAsia="es-CO"/>
         </w:rPr>
         <w:br/>
-        <w:t> </w:t>
-      </w:r>
-      <w:proofErr w:type="spellStart"/>
-      <w:r>
-        <w:rPr>
-          <w:rFonts w:ascii="Arial" w:eastAsia="Times New Roman" w:hAnsi="Arial" w:cs="Arial"/>
-          <w:color w:val="000000"/>
-          <w:lang w:eastAsia="es-CO"/>
-        </w:rPr>
-        <w:t>git</w:t>
-      </w:r>
-      <w:proofErr w:type="spellEnd"/>
-      <w:r>
-        <w:rPr>
-          <w:rFonts w:ascii="Arial" w:eastAsia="Times New Roman" w:hAnsi="Arial" w:cs="Arial"/>
-          <w:color w:val="000000"/>
-          <w:lang w:eastAsia="es-CO"/>
-        </w:rPr>
-        <w:t xml:space="preserve"> log --</w:t>
-      </w:r>
-      <w:proofErr w:type="spellStart"/>
-      <w:r>
-        <w:rPr>
-          <w:rFonts w:ascii="Arial" w:eastAsia="Times New Roman" w:hAnsi="Arial" w:cs="Arial"/>
-          <w:color w:val="000000"/>
-          <w:lang w:eastAsia="es-CO"/>
-        </w:rPr>
-        <w:t>oneline</w:t>
-      </w:r>
-      <w:proofErr w:type="spellEnd"/>
-      <w:r>
-        <w:rPr>
-          <w:rFonts w:ascii="Arial" w:eastAsia="Times New Roman" w:hAnsi="Arial" w:cs="Arial"/>
-          <w:color w:val="000000"/>
-          <w:lang w:eastAsia="es-CO"/>
-        </w:rPr>
-        <w:t xml:space="preserve"> -3</w:t>
+        <w:t> git log --oneline -3</w:t>
       </w:r>
     </w:p>
     <w:p>
@@ -957,34 +549,14 @@
           <w:lang w:eastAsia="es-CO"/>
         </w:rPr>
       </w:pPr>
-      <w:proofErr w:type="spellStart"/>
-      <w:r>
-        <w:rPr>
-          <w:rFonts w:ascii="Arial" w:eastAsia="Times New Roman" w:hAnsi="Arial" w:cs="Arial"/>
-          <w:color w:val="000000"/>
-          <w:lang w:eastAsia="es-CO"/>
-        </w:rPr>
-        <w:t>git</w:t>
-      </w:r>
-      <w:proofErr w:type="spellEnd"/>
-      <w:r>
-        <w:rPr>
-          <w:rFonts w:ascii="Arial" w:eastAsia="Times New Roman" w:hAnsi="Arial" w:cs="Arial"/>
-          <w:color w:val="000000"/>
-          <w:lang w:eastAsia="es-CO"/>
-        </w:rPr>
-        <w:t xml:space="preserve"> </w:t>
-      </w:r>
-      <w:proofErr w:type="spellStart"/>
-      <w:r>
-        <w:rPr>
-          <w:rFonts w:ascii="Arial" w:eastAsia="Times New Roman" w:hAnsi="Arial" w:cs="Arial"/>
-          <w:color w:val="000000"/>
-          <w:lang w:eastAsia="es-CO"/>
-        </w:rPr>
-        <w:t>diff</w:t>
-      </w:r>
-      <w:proofErr w:type="spellEnd"/>
+      <w:r>
+        <w:rPr>
+          <w:rFonts w:ascii="Arial" w:eastAsia="Times New Roman" w:hAnsi="Arial" w:cs="Arial"/>
+          <w:color w:val="000000"/>
+          <w:lang w:eastAsia="es-CO"/>
+        </w:rPr>
+        <w:t>git diff</w:t>
+      </w:r>
       <w:r>
         <w:rPr>
           <w:rFonts w:ascii="Arial" w:eastAsia="Times New Roman" w:hAnsi="Arial" w:cs="Arial"/>
@@ -992,43 +564,7 @@
           <w:lang w:eastAsia="es-CO"/>
         </w:rPr>
         <w:br/>
-        <w:t> </w:t>
-      </w:r>
-      <w:proofErr w:type="spellStart"/>
-      <w:r>
-        <w:rPr>
-          <w:rFonts w:ascii="Arial" w:eastAsia="Times New Roman" w:hAnsi="Arial" w:cs="Arial"/>
-          <w:color w:val="000000"/>
-          <w:lang w:eastAsia="es-CO"/>
-        </w:rPr>
-        <w:t>git</w:t>
-      </w:r>
-      <w:proofErr w:type="spellEnd"/>
-      <w:r>
-        <w:rPr>
-          <w:rFonts w:ascii="Arial" w:eastAsia="Times New Roman" w:hAnsi="Arial" w:cs="Arial"/>
-          <w:color w:val="000000"/>
-          <w:lang w:eastAsia="es-CO"/>
-        </w:rPr>
-        <w:t xml:space="preserve"> </w:t>
-      </w:r>
-      <w:proofErr w:type="spellStart"/>
-      <w:r>
-        <w:rPr>
-          <w:rFonts w:ascii="Arial" w:eastAsia="Times New Roman" w:hAnsi="Arial" w:cs="Arial"/>
-          <w:color w:val="000000"/>
-          <w:lang w:eastAsia="es-CO"/>
-        </w:rPr>
-        <w:t>add</w:t>
-      </w:r>
-      <w:proofErr w:type="spellEnd"/>
-      <w:r>
-        <w:rPr>
-          <w:rFonts w:ascii="Arial" w:eastAsia="Times New Roman" w:hAnsi="Arial" w:cs="Arial"/>
-          <w:color w:val="000000"/>
-          <w:lang w:eastAsia="es-CO"/>
-        </w:rPr>
-        <w:t xml:space="preserve"> src/analisis.py</w:t>
+        <w:t> git add src/analisis.py</w:t>
       </w:r>
       <w:r>
         <w:rPr>
@@ -1037,61 +573,7 @@
           <w:lang w:eastAsia="es-CO"/>
         </w:rPr>
         <w:br/>
-        <w:t> </w:t>
-      </w:r>
-      <w:proofErr w:type="spellStart"/>
-      <w:r>
-        <w:rPr>
-          <w:rFonts w:ascii="Arial" w:eastAsia="Times New Roman" w:hAnsi="Arial" w:cs="Arial"/>
-          <w:color w:val="000000"/>
-          <w:lang w:eastAsia="es-CO"/>
-        </w:rPr>
-        <w:t>git</w:t>
-      </w:r>
-      <w:proofErr w:type="spellEnd"/>
-      <w:r>
-        <w:rPr>
-          <w:rFonts w:ascii="Arial" w:eastAsia="Times New Roman" w:hAnsi="Arial" w:cs="Arial"/>
-          <w:color w:val="000000"/>
-          <w:lang w:eastAsia="es-CO"/>
-        </w:rPr>
-        <w:t xml:space="preserve"> </w:t>
-      </w:r>
-      <w:proofErr w:type="spellStart"/>
-      <w:r>
-        <w:rPr>
-          <w:rFonts w:ascii="Arial" w:eastAsia="Times New Roman" w:hAnsi="Arial" w:cs="Arial"/>
-          <w:color w:val="000000"/>
-          <w:lang w:eastAsia="es-CO"/>
-        </w:rPr>
-        <w:t>commit</w:t>
-      </w:r>
-      <w:proofErr w:type="spellEnd"/>
-      <w:r>
-        <w:rPr>
-          <w:rFonts w:ascii="Arial" w:eastAsia="Times New Roman" w:hAnsi="Arial" w:cs="Arial"/>
-          <w:color w:val="000000"/>
-          <w:lang w:eastAsia="es-CO"/>
-        </w:rPr>
-        <w:t xml:space="preserve"> -m "</w:t>
-      </w:r>
-      <w:proofErr w:type="spellStart"/>
-      <w:r>
-        <w:rPr>
-          <w:rFonts w:ascii="Arial" w:eastAsia="Times New Roman" w:hAnsi="Arial" w:cs="Arial"/>
-          <w:color w:val="000000"/>
-          <w:lang w:eastAsia="es-CO"/>
-        </w:rPr>
-        <w:t>docs</w:t>
-      </w:r>
-      <w:proofErr w:type="spellEnd"/>
-      <w:r>
-        <w:rPr>
-          <w:rFonts w:ascii="Arial" w:eastAsia="Times New Roman" w:hAnsi="Arial" w:cs="Arial"/>
-          <w:color w:val="000000"/>
-          <w:lang w:eastAsia="es-CO"/>
-        </w:rPr>
-        <w:t>: ampliar ejemplo del análisis inicial"</w:t>
+        <w:t> git commit -m "docs: ampliar ejemplo del análisis inicial"</w:t>
       </w:r>
     </w:p>
     <w:p>
@@ -1123,59 +605,13 @@
           <w:lang w:eastAsia="es-CO"/>
         </w:rPr>
       </w:pPr>
-      <w:proofErr w:type="spellStart"/>
-      <w:r>
-        <w:rPr>
-          <w:rFonts w:ascii="Arial" w:eastAsia="Times New Roman" w:hAnsi="Arial" w:cs="Arial"/>
-          <w:color w:val="000000"/>
-          <w:lang w:eastAsia="es-CO"/>
-        </w:rPr>
-        <w:t>git</w:t>
-      </w:r>
-      <w:proofErr w:type="spellEnd"/>
-      <w:r>
-        <w:rPr>
-          <w:rFonts w:ascii="Arial" w:eastAsia="Times New Roman" w:hAnsi="Arial" w:cs="Arial"/>
-          <w:color w:val="000000"/>
-          <w:lang w:eastAsia="es-CO"/>
-        </w:rPr>
-        <w:t xml:space="preserve"> log --</w:t>
-      </w:r>
-      <w:proofErr w:type="spellStart"/>
-      <w:r>
-        <w:rPr>
-          <w:rFonts w:ascii="Arial" w:eastAsia="Times New Roman" w:hAnsi="Arial" w:cs="Arial"/>
-          <w:color w:val="000000"/>
-          <w:lang w:eastAsia="es-CO"/>
-        </w:rPr>
-        <w:t>oneline</w:t>
-      </w:r>
-      <w:proofErr w:type="spellEnd"/>
-      <w:r>
-        <w:rPr>
-          <w:rFonts w:ascii="Arial" w:eastAsia="Times New Roman" w:hAnsi="Arial" w:cs="Arial"/>
-          <w:color w:val="000000"/>
-          <w:lang w:eastAsia="es-CO"/>
-        </w:rPr>
-        <w:t xml:space="preserve"> --</w:t>
-      </w:r>
-      <w:proofErr w:type="spellStart"/>
-      <w:r>
-        <w:rPr>
-          <w:rFonts w:ascii="Arial" w:eastAsia="Times New Roman" w:hAnsi="Arial" w:cs="Arial"/>
-          <w:color w:val="000000"/>
-          <w:lang w:eastAsia="es-CO"/>
-        </w:rPr>
-        <w:t>decorate</w:t>
-      </w:r>
-      <w:proofErr w:type="spellEnd"/>
-      <w:r>
-        <w:rPr>
-          <w:rFonts w:ascii="Arial" w:eastAsia="Times New Roman" w:hAnsi="Arial" w:cs="Arial"/>
-          <w:color w:val="000000"/>
-          <w:lang w:eastAsia="es-CO"/>
-        </w:rPr>
-        <w:t xml:space="preserve"> -5</w:t>
+      <w:r>
+        <w:rPr>
+          <w:rFonts w:ascii="Arial" w:eastAsia="Times New Roman" w:hAnsi="Arial" w:cs="Arial"/>
+          <w:color w:val="000000"/>
+          <w:lang w:eastAsia="es-CO"/>
+        </w:rPr>
+        <w:t>git log --oneline --decorate -5</w:t>
       </w:r>
       <w:r>
         <w:rPr>
@@ -1184,25 +620,7 @@
           <w:lang w:eastAsia="es-CO"/>
         </w:rPr>
         <w:br/>
-        <w:t> </w:t>
-      </w:r>
-      <w:proofErr w:type="spellStart"/>
-      <w:r>
-        <w:rPr>
-          <w:rFonts w:ascii="Arial" w:eastAsia="Times New Roman" w:hAnsi="Arial" w:cs="Arial"/>
-          <w:color w:val="000000"/>
-          <w:lang w:eastAsia="es-CO"/>
-        </w:rPr>
-        <w:t>git</w:t>
-      </w:r>
-      <w:proofErr w:type="spellEnd"/>
-      <w:r>
-        <w:rPr>
-          <w:rFonts w:ascii="Arial" w:eastAsia="Times New Roman" w:hAnsi="Arial" w:cs="Arial"/>
-          <w:color w:val="000000"/>
-          <w:lang w:eastAsia="es-CO"/>
-        </w:rPr>
-        <w:t xml:space="preserve"> status</w:t>
+        <w:t> git status</w:t>
       </w:r>
     </w:p>
     <w:p>
@@ -1264,70 +682,14 @@
           <w:lang w:eastAsia="es-CO"/>
         </w:rPr>
       </w:pPr>
-      <w:proofErr w:type="spellStart"/>
-      <w:r>
-        <w:rPr>
-          <w:rFonts w:ascii="Arial" w:eastAsia="Times New Roman" w:hAnsi="Arial" w:cs="Arial"/>
-          <w:color w:val="000000"/>
-          <w:lang w:eastAsia="es-CO"/>
-        </w:rPr>
-        <w:t>git</w:t>
-      </w:r>
-      <w:proofErr w:type="spellEnd"/>
-      <w:r>
-        <w:rPr>
-          <w:rFonts w:ascii="Arial" w:eastAsia="Times New Roman" w:hAnsi="Arial" w:cs="Arial"/>
-          <w:color w:val="000000"/>
-          <w:lang w:eastAsia="es-CO"/>
-        </w:rPr>
-        <w:t xml:space="preserve"> </w:t>
-      </w:r>
-      <w:proofErr w:type="spellStart"/>
-      <w:r>
-        <w:rPr>
-          <w:rFonts w:ascii="Arial" w:eastAsia="Times New Roman" w:hAnsi="Arial" w:cs="Arial"/>
-          <w:color w:val="000000"/>
-          <w:lang w:eastAsia="es-CO"/>
-        </w:rPr>
-        <w:t>push</w:t>
-      </w:r>
-      <w:proofErr w:type="spellEnd"/>
-      <w:r>
-        <w:rPr>
-          <w:rFonts w:ascii="Arial" w:eastAsia="Times New Roman" w:hAnsi="Arial" w:cs="Arial"/>
-          <w:color w:val="000000"/>
-          <w:lang w:eastAsia="es-CO"/>
-        </w:rPr>
-        <w:t xml:space="preserve"> </w:t>
-      </w:r>
-      <w:proofErr w:type="spellStart"/>
-      <w:r>
-        <w:rPr>
-          <w:rFonts w:ascii="Arial" w:eastAsia="Times New Roman" w:hAnsi="Arial" w:cs="Arial"/>
-          <w:color w:val="000000"/>
-          <w:lang w:eastAsia="es-CO"/>
-        </w:rPr>
-        <w:t>origin</w:t>
-      </w:r>
-      <w:proofErr w:type="spellEnd"/>
-      <w:r>
-        <w:rPr>
-          <w:rFonts w:ascii="Arial" w:eastAsia="Times New Roman" w:hAnsi="Arial" w:cs="Arial"/>
-          <w:color w:val="000000"/>
-          <w:lang w:eastAsia="es-CO"/>
-        </w:rPr>
-        <w:t xml:space="preserve"> </w:t>
-      </w:r>
-      <w:proofErr w:type="spellStart"/>
-      <w:r>
-        <w:rPr>
-          <w:rFonts w:ascii="Arial" w:eastAsia="Times New Roman" w:hAnsi="Arial" w:cs="Arial"/>
-          <w:color w:val="000000"/>
-          <w:lang w:eastAsia="es-CO"/>
-        </w:rPr>
-        <w:t>main</w:t>
-      </w:r>
-      <w:proofErr w:type="spellEnd"/>
+      <w:r>
+        <w:rPr>
+          <w:rFonts w:ascii="Arial" w:eastAsia="Times New Roman" w:hAnsi="Arial" w:cs="Arial"/>
+          <w:color w:val="000000"/>
+          <w:lang w:eastAsia="es-CO"/>
+        </w:rPr>
+        <w:t>git push origin main</w:t>
+      </w:r>
     </w:p>
     <w:p>
       <w:pPr>
@@ -1394,151 +756,7 @@
           <w:color w:val="000000"/>
           <w:lang w:eastAsia="es-CO"/>
         </w:rPr>
-        <w:t xml:space="preserve">Árbol de carpetas; salida de </w:t>
-      </w:r>
-      <w:proofErr w:type="spellStart"/>
-      <w:r>
-        <w:rPr>
-          <w:rFonts w:ascii="Arial" w:eastAsia="Times New Roman" w:hAnsi="Arial" w:cs="Arial"/>
-          <w:color w:val="000000"/>
-          <w:lang w:eastAsia="es-CO"/>
-        </w:rPr>
-        <w:t>git</w:t>
-      </w:r>
-      <w:proofErr w:type="spellEnd"/>
-      <w:r>
-        <w:rPr>
-          <w:rFonts w:ascii="Arial" w:eastAsia="Times New Roman" w:hAnsi="Arial" w:cs="Arial"/>
-          <w:color w:val="000000"/>
-          <w:lang w:eastAsia="es-CO"/>
-        </w:rPr>
-        <w:t xml:space="preserve"> status antes y después de </w:t>
-      </w:r>
-      <w:proofErr w:type="spellStart"/>
-      <w:r>
-        <w:rPr>
-          <w:rFonts w:ascii="Arial" w:eastAsia="Times New Roman" w:hAnsi="Arial" w:cs="Arial"/>
-          <w:color w:val="000000"/>
-          <w:lang w:eastAsia="es-CO"/>
-        </w:rPr>
-        <w:t>git</w:t>
-      </w:r>
-      <w:proofErr w:type="spellEnd"/>
-      <w:r>
-        <w:rPr>
-          <w:rFonts w:ascii="Arial" w:eastAsia="Times New Roman" w:hAnsi="Arial" w:cs="Arial"/>
-          <w:color w:val="000000"/>
-          <w:lang w:eastAsia="es-CO"/>
-        </w:rPr>
-        <w:t xml:space="preserve"> </w:t>
-      </w:r>
-      <w:proofErr w:type="spellStart"/>
-      <w:r>
-        <w:rPr>
-          <w:rFonts w:ascii="Arial" w:eastAsia="Times New Roman" w:hAnsi="Arial" w:cs="Arial"/>
-          <w:color w:val="000000"/>
-          <w:lang w:eastAsia="es-CO"/>
-        </w:rPr>
-        <w:t>add</w:t>
-      </w:r>
-      <w:proofErr w:type="spellEnd"/>
-      <w:r>
-        <w:rPr>
-          <w:rFonts w:ascii="Arial" w:eastAsia="Times New Roman" w:hAnsi="Arial" w:cs="Arial"/>
-          <w:color w:val="000000"/>
-          <w:lang w:eastAsia="es-CO"/>
-        </w:rPr>
-        <w:t xml:space="preserve">; mensajes de </w:t>
-      </w:r>
-      <w:proofErr w:type="spellStart"/>
-      <w:r>
-        <w:rPr>
-          <w:rFonts w:ascii="Arial" w:eastAsia="Times New Roman" w:hAnsi="Arial" w:cs="Arial"/>
-          <w:color w:val="000000"/>
-          <w:lang w:eastAsia="es-CO"/>
-        </w:rPr>
-        <w:t>git</w:t>
-      </w:r>
-      <w:proofErr w:type="spellEnd"/>
-      <w:r>
-        <w:rPr>
-          <w:rFonts w:ascii="Arial" w:eastAsia="Times New Roman" w:hAnsi="Arial" w:cs="Arial"/>
-          <w:color w:val="000000"/>
-          <w:lang w:eastAsia="es-CO"/>
-        </w:rPr>
-        <w:t xml:space="preserve"> </w:t>
-      </w:r>
-      <w:proofErr w:type="spellStart"/>
-      <w:r>
-        <w:rPr>
-          <w:rFonts w:ascii="Arial" w:eastAsia="Times New Roman" w:hAnsi="Arial" w:cs="Arial"/>
-          <w:color w:val="000000"/>
-          <w:lang w:eastAsia="es-CO"/>
-        </w:rPr>
-        <w:t>commit</w:t>
-      </w:r>
-      <w:proofErr w:type="spellEnd"/>
-      <w:r>
-        <w:rPr>
-          <w:rFonts w:ascii="Arial" w:eastAsia="Times New Roman" w:hAnsi="Arial" w:cs="Arial"/>
-          <w:color w:val="000000"/>
-          <w:lang w:eastAsia="es-CO"/>
-        </w:rPr>
-        <w:t xml:space="preserve">; salida de </w:t>
-      </w:r>
-      <w:proofErr w:type="spellStart"/>
-      <w:r>
-        <w:rPr>
-          <w:rFonts w:ascii="Arial" w:eastAsia="Times New Roman" w:hAnsi="Arial" w:cs="Arial"/>
-          <w:color w:val="000000"/>
-          <w:lang w:eastAsia="es-CO"/>
-        </w:rPr>
-        <w:t>git</w:t>
-      </w:r>
-      <w:proofErr w:type="spellEnd"/>
-      <w:r>
-        <w:rPr>
-          <w:rFonts w:ascii="Arial" w:eastAsia="Times New Roman" w:hAnsi="Arial" w:cs="Arial"/>
-          <w:color w:val="000000"/>
-          <w:lang w:eastAsia="es-CO"/>
-        </w:rPr>
-        <w:t xml:space="preserve"> log; URL del repositorio con los archivos visibles; captura de </w:t>
-      </w:r>
-      <w:proofErr w:type="spellStart"/>
-      <w:r>
-        <w:rPr>
-          <w:rFonts w:ascii="Arial" w:eastAsia="Times New Roman" w:hAnsi="Arial" w:cs="Arial"/>
-          <w:color w:val="000000"/>
-          <w:lang w:eastAsia="es-CO"/>
-        </w:rPr>
-        <w:t>git</w:t>
-      </w:r>
-      <w:proofErr w:type="spellEnd"/>
-      <w:r>
-        <w:rPr>
-          <w:rFonts w:ascii="Arial" w:eastAsia="Times New Roman" w:hAnsi="Arial" w:cs="Arial"/>
-          <w:color w:val="000000"/>
-          <w:lang w:eastAsia="es-CO"/>
-        </w:rPr>
-        <w:t xml:space="preserve"> </w:t>
-      </w:r>
-      <w:proofErr w:type="spellStart"/>
-      <w:r>
-        <w:rPr>
-          <w:rFonts w:ascii="Arial" w:eastAsia="Times New Roman" w:hAnsi="Arial" w:cs="Arial"/>
-          <w:color w:val="000000"/>
-          <w:lang w:eastAsia="es-CO"/>
-        </w:rPr>
-        <w:t>push</w:t>
-      </w:r>
-      <w:proofErr w:type="spellEnd"/>
-      <w:r>
-        <w:rPr>
-          <w:rFonts w:ascii="Arial" w:eastAsia="Times New Roman" w:hAnsi="Arial" w:cs="Arial"/>
-          <w:color w:val="000000"/>
-          <w:lang w:eastAsia="es-CO"/>
-        </w:rPr>
-        <w:t>.</w:t>
+        <w:t>Árbol de carpetas; salida de git status antes y después de git add; mensajes de git commit; salida de git log; URL del repositorio con los archivos visibles; captura de git push.</w:t>
       </w:r>
     </w:p>
     <w:p>
@@ -1628,6 +846,7 @@
         <w:t>[3] Pro Git, resumen de fundamentos: https://git-scm.com/book/es/v2/Fundamentos-de-Git-Resumen</w:t>
       </w:r>
     </w:p>
+    <w:p/>
     <w:p/>
     <w:sectPr>
       <w:pgSz w:w="12240" w:h="15840"/>
@@ -2037,27 +1256,7 @@
   <w:style w:type="paragraph" w:default="1" w:styleId="Normal">
     <w:name w:val="Normal"/>
     <w:qFormat/>
-  </w:style>
-  <w:style w:type="paragraph" w:styleId="Ttulo1">
-    <w:name w:val="heading 1"/>
-    <w:basedOn w:val="Normal"/>
-    <w:link w:val="Ttulo1Car"/>
-    <w:uiPriority w:val="9"/>
-    <w:qFormat/>
-    <w:rsid w:val="00AF3CA4"/>
-    <w:pPr>
-      <w:spacing w:before="100" w:beforeAutospacing="1" w:after="100" w:afterAutospacing="1" w:line="240" w:lineRule="auto"/>
-      <w:outlineLvl w:val="0"/>
-    </w:pPr>
-    <w:rPr>
-      <w:rFonts w:ascii="Times New Roman" w:eastAsia="Times New Roman" w:hAnsi="Times New Roman" w:cs="Times New Roman"/>
-      <w:b/>
-      <w:bCs/>
-      <w:kern w:val="36"/>
-      <w:sz w:val="48"/>
-      <w:szCs w:val="48"/>
-      <w:lang w:eastAsia="es-CO"/>
-    </w:rPr>
+    <w:rsid w:val="006D758E"/>
   </w:style>
   <w:style w:type="character" w:default="1" w:styleId="Fuentedeprrafopredeter">
     <w:name w:val="Default Paragraph Font"/>
@@ -2085,54 +1284,6 @@
     <w:uiPriority w:val="99"/>
     <w:semiHidden/>
     <w:unhideWhenUsed/>
-  </w:style>
-  <w:style w:type="character" w:customStyle="1" w:styleId="Ttulo1Car">
-    <w:name w:val="Título 1 Car"/>
-    <w:basedOn w:val="Fuentedeprrafopredeter"/>
-    <w:link w:val="Ttulo1"/>
-    <w:uiPriority w:val="9"/>
-    <w:rsid w:val="00AF3CA4"/>
-    <w:rPr>
-      <w:rFonts w:ascii="Times New Roman" w:eastAsia="Times New Roman" w:hAnsi="Times New Roman" w:cs="Times New Roman"/>
-      <w:b/>
-      <w:bCs/>
-      <w:kern w:val="36"/>
-      <w:sz w:val="48"/>
-      <w:szCs w:val="48"/>
-      <w:lang w:eastAsia="es-CO"/>
-    </w:rPr>
-  </w:style>
-  <w:style w:type="paragraph" w:customStyle="1" w:styleId="docdata">
-    <w:name w:val="docdata"/>
-    <w:aliases w:val="docy,v5,13632,bqiaagaaeyqcaaagiaiaaanymaaabwywaaaaaaaaaaaaaaaaaaaaaaaaaaaaaaaaaaaaaaaaaaaaaaaaaaaaaaaaaaaaaaaaaaaaaaaaaaaaaaaaaaaaaaaaaaaaaaaaaaaaaaaaaaaaaaaaaaaaaaaaaaaaaaaaaaaaaaaaaaaaaaaaaaaaaaaaaaaaaaaaaaaaaaaaaaaaaaaaaaaaaaaaaaaaaaaaaaaaaaa"/>
-    <w:basedOn w:val="Normal"/>
-    <w:rsid w:val="00AF3CA4"/>
-    <w:pPr>
-      <w:spacing w:before="100" w:beforeAutospacing="1" w:after="100" w:afterAutospacing="1" w:line="240" w:lineRule="auto"/>
-    </w:pPr>
-    <w:rPr>
-      <w:rFonts w:ascii="Times New Roman" w:eastAsia="Times New Roman" w:hAnsi="Times New Roman" w:cs="Times New Roman"/>
-      <w:sz w:val="24"/>
-      <w:szCs w:val="24"/>
-      <w:lang w:eastAsia="es-CO"/>
-    </w:rPr>
-  </w:style>
-  <w:style w:type="paragraph" w:styleId="NormalWeb">
-    <w:name w:val="Normal (Web)"/>
-    <w:basedOn w:val="Normal"/>
-    <w:uiPriority w:val="99"/>
-    <w:semiHidden/>
-    <w:unhideWhenUsed/>
-    <w:rsid w:val="00AF3CA4"/>
-    <w:pPr>
-      <w:spacing w:before="100" w:beforeAutospacing="1" w:after="100" w:afterAutospacing="1" w:line="240" w:lineRule="auto"/>
-    </w:pPr>
-    <w:rPr>
-      <w:rFonts w:ascii="Times New Roman" w:eastAsia="Times New Roman" w:hAnsi="Times New Roman" w:cs="Times New Roman"/>
-      <w:sz w:val="24"/>
-      <w:szCs w:val="24"/>
-      <w:lang w:eastAsia="es-CO"/>
-    </w:rPr>
   </w:style>
 </w:styles>
 </file>
